--- a/Documentacion/07_Wake On LAN.docx
+++ b/Documentacion/07_Wake On LAN.docx
@@ -11,23 +11,7 @@
           <w:b/>
           <w:bCs/>
         </w:rPr>
-        <w:t xml:space="preserve">Wake </w:t>
-      </w:r>
-      <w:proofErr w:type="spellStart"/>
-      <w:r>
-        <w:rPr>
-          <w:b/>
-          <w:bCs/>
-        </w:rPr>
-        <w:t>on</w:t>
-      </w:r>
-      <w:proofErr w:type="spellEnd"/>
-      <w:r>
-        <w:rPr>
-          <w:b/>
-          <w:bCs/>
-        </w:rPr>
-        <w:t xml:space="preserve"> LAN (WoL)</w:t>
+        <w:t>Wake on LAN (WoL)</w:t>
       </w:r>
       <w:r>
         <w:t xml:space="preserve">, necesitas buscar tráfico que utilice el protocolo </w:t>
@@ -60,28 +44,12 @@
         <w:t>9</w:t>
       </w:r>
       <w:r>
-        <w:t xml:space="preserve"> (que son los estándar para el "Magic </w:t>
-      </w:r>
-      <w:proofErr w:type="spellStart"/>
-      <w:r>
-        <w:t>Packet</w:t>
-      </w:r>
-      <w:proofErr w:type="spellEnd"/>
-      <w:r>
-        <w:t>").</w:t>
-      </w:r>
-    </w:p>
-    <w:p>
-      <w:r>
-        <w:t xml:space="preserve">Aquí tienes el comando de </w:t>
-      </w:r>
-      <w:proofErr w:type="spellStart"/>
-      <w:r>
-        <w:t>tcpdump</w:t>
-      </w:r>
-      <w:proofErr w:type="spellEnd"/>
-      <w:r>
-        <w:t xml:space="preserve"> más efectivo para esto:</w:t>
+        <w:t xml:space="preserve"> (que son los estándar para el "Magic Packet").</w:t>
+      </w:r>
+    </w:p>
+    <w:p>
+      <w:r>
+        <w:t>Aquí tienes el comando de tcpdump más efectivo para esto:</w:t>
       </w:r>
     </w:p>
     <w:p>
@@ -96,97 +64,8 @@
           <w:b/>
           <w:bCs/>
         </w:rPr>
-        <w:t xml:space="preserve">sudo </w:t>
-      </w:r>
-      <w:proofErr w:type="spellStart"/>
-      <w:r>
-        <w:rPr>
-          <w:b/>
-          <w:bCs/>
-        </w:rPr>
-        <w:t>tcpdump</w:t>
-      </w:r>
-      <w:proofErr w:type="spellEnd"/>
-      <w:r>
-        <w:rPr>
-          <w:b/>
-          <w:bCs/>
-        </w:rPr>
-        <w:t xml:space="preserve"> -i eth207 </w:t>
-      </w:r>
-      <w:proofErr w:type="spellStart"/>
-      <w:r>
-        <w:rPr>
-          <w:b/>
-          <w:bCs/>
-        </w:rPr>
-        <w:t>udp</w:t>
-      </w:r>
-      <w:proofErr w:type="spellEnd"/>
-      <w:r>
-        <w:rPr>
-          <w:b/>
-          <w:bCs/>
-        </w:rPr>
-        <w:t xml:space="preserve"> </w:t>
-      </w:r>
-      <w:proofErr w:type="spellStart"/>
-      <w:r>
-        <w:rPr>
-          <w:b/>
-          <w:bCs/>
-        </w:rPr>
-        <w:t>port</w:t>
-      </w:r>
-      <w:proofErr w:type="spellEnd"/>
-      <w:r>
-        <w:rPr>
-          <w:b/>
-          <w:bCs/>
-        </w:rPr>
-        <w:t xml:space="preserve"> 7 </w:t>
-      </w:r>
-      <w:proofErr w:type="spellStart"/>
-      <w:r>
-        <w:rPr>
-          <w:b/>
-          <w:bCs/>
-        </w:rPr>
-        <w:t>or</w:t>
-      </w:r>
-      <w:proofErr w:type="spellEnd"/>
-      <w:r>
-        <w:rPr>
-          <w:b/>
-          <w:bCs/>
-        </w:rPr>
-        <w:t xml:space="preserve"> </w:t>
-      </w:r>
-      <w:proofErr w:type="spellStart"/>
-      <w:r>
-        <w:rPr>
-          <w:b/>
-          <w:bCs/>
-        </w:rPr>
-        <w:t>port</w:t>
-      </w:r>
-      <w:proofErr w:type="spellEnd"/>
-      <w:r>
-        <w:rPr>
-          <w:b/>
-          <w:bCs/>
-        </w:rPr>
-        <w:t xml:space="preserve"> 9 -XX -</w:t>
-      </w:r>
-      <w:proofErr w:type="spellStart"/>
-      <w:r>
-        <w:rPr>
-          <w:b/>
-          <w:bCs/>
-        </w:rPr>
-        <w:t>vv</w:t>
-      </w:r>
-      <w:proofErr w:type="spellEnd"/>
+        <w:t>sudo tcpdump -i eth207 udp port 7 or port 9 -XX -vv</w:t>
+      </w:r>
     </w:p>
     <w:p>
       <w:pPr>
@@ -228,69 +107,12 @@
           <w:numId w:val="1"/>
         </w:numPr>
       </w:pPr>
-      <w:proofErr w:type="spellStart"/>
       <w:r>
         <w:rPr>
           <w:b/>
           <w:bCs/>
         </w:rPr>
-        <w:t>udp</w:t>
-      </w:r>
-      <w:proofErr w:type="spellEnd"/>
-      <w:r>
-        <w:rPr>
-          <w:b/>
-          <w:bCs/>
-        </w:rPr>
-        <w:t xml:space="preserve"> </w:t>
-      </w:r>
-      <w:proofErr w:type="spellStart"/>
-      <w:r>
-        <w:rPr>
-          <w:b/>
-          <w:bCs/>
-        </w:rPr>
-        <w:t>port</w:t>
-      </w:r>
-      <w:proofErr w:type="spellEnd"/>
-      <w:r>
-        <w:rPr>
-          <w:b/>
-          <w:bCs/>
-        </w:rPr>
-        <w:t xml:space="preserve"> 7 </w:t>
-      </w:r>
-      <w:proofErr w:type="spellStart"/>
-      <w:r>
-        <w:rPr>
-          <w:b/>
-          <w:bCs/>
-        </w:rPr>
-        <w:t>or</w:t>
-      </w:r>
-      <w:proofErr w:type="spellEnd"/>
-      <w:r>
-        <w:rPr>
-          <w:b/>
-          <w:bCs/>
-        </w:rPr>
-        <w:t xml:space="preserve"> </w:t>
-      </w:r>
-      <w:proofErr w:type="spellStart"/>
-      <w:r>
-        <w:rPr>
-          <w:b/>
-          <w:bCs/>
-        </w:rPr>
-        <w:t>port</w:t>
-      </w:r>
-      <w:proofErr w:type="spellEnd"/>
-      <w:r>
-        <w:rPr>
-          <w:b/>
-          <w:bCs/>
-        </w:rPr>
-        <w:t xml:space="preserve"> 9</w:t>
+        <w:t>udp port 7 or port 9</w:t>
       </w:r>
       <w:r>
         <w:t>: Filtra solo los puertos comunes de WoL.</w:t>
@@ -311,15 +133,7 @@
         <w:t>-XX</w:t>
       </w:r>
       <w:r>
-        <w:t xml:space="preserve">: (Muy importante) Muestra el contenido del paquete en Hexadecimal y ASCII. El "Magic </w:t>
-      </w:r>
-      <w:proofErr w:type="spellStart"/>
-      <w:r>
-        <w:t>Packet</w:t>
-      </w:r>
-      <w:proofErr w:type="spellEnd"/>
-      <w:r>
-        <w:t xml:space="preserve">" se identifica porque verás </w:t>
+        <w:t xml:space="preserve">: (Muy importante) Muestra el contenido del paquete en Hexadecimal y ASCII. El "Magic Packet" se identifica porque verás </w:t>
       </w:r>
       <w:r>
         <w:rPr>
@@ -344,27 +158,10 @@
           <w:b/>
           <w:bCs/>
         </w:rPr>
-        <w:t>-</w:t>
-      </w:r>
-      <w:proofErr w:type="spellStart"/>
-      <w:r>
-        <w:rPr>
-          <w:b/>
-          <w:bCs/>
-        </w:rPr>
-        <w:t>vv</w:t>
-      </w:r>
-      <w:proofErr w:type="spellEnd"/>
-      <w:r>
-        <w:t>: Modo "</w:t>
-      </w:r>
-      <w:proofErr w:type="spellStart"/>
-      <w:r>
-        <w:t>very</w:t>
-      </w:r>
-      <w:proofErr w:type="spellEnd"/>
-      <w:r>
-        <w:t xml:space="preserve"> verbose" para ver todos los detalles de las cabeceras.</w:t>
+        <w:t>-vv</w:t>
+      </w:r>
+      <w:r>
+        <w:t>: Modo "very verbose" para ver todos los detalles de las cabeceras.</w:t>
       </w:r>
     </w:p>
     <w:p>
@@ -395,29 +192,8 @@
       </w:r>
     </w:p>
     <w:p>
-      <w:proofErr w:type="spellStart"/>
-      <w:r>
-        <w:t>ffff</w:t>
-      </w:r>
-      <w:proofErr w:type="spellEnd"/>
-      <w:r>
-        <w:t xml:space="preserve"> </w:t>
-      </w:r>
-      <w:proofErr w:type="spellStart"/>
-      <w:r>
-        <w:t>ffff</w:t>
-      </w:r>
-      <w:proofErr w:type="spellEnd"/>
-      <w:r>
-        <w:t xml:space="preserve"> </w:t>
-      </w:r>
-      <w:proofErr w:type="spellStart"/>
-      <w:r>
-        <w:t>ffff</w:t>
-      </w:r>
-      <w:proofErr w:type="spellEnd"/>
-      <w:r>
-        <w:t xml:space="preserve"> (esta es la cabecera) 0011 2233 4455 (la MAC del PC que quieres despertar) 0011 2233 4455 ... (repetido 16 veces)</w:t>
+      <w:r>
+        <w:t>ffff ffff ffff (esta es la cabecera) 0011 2233 4455 (la MAC del PC que quieres despertar) 0011 2233 4455 ... (repetido 16 veces)</w:t>
       </w:r>
     </w:p>
     <w:p>
@@ -485,454 +261,79 @@
       </w:r>
     </w:p>
     <w:p>
-      <w:proofErr w:type="spellStart"/>
-      <w:r>
-        <w:t>tcpdump</w:t>
-      </w:r>
-      <w:proofErr w:type="spellEnd"/>
-      <w:r>
-        <w:t xml:space="preserve">: </w:t>
-      </w:r>
-      <w:proofErr w:type="spellStart"/>
-      <w:r>
-        <w:t>listening</w:t>
-      </w:r>
-      <w:proofErr w:type="spellEnd"/>
-      <w:r>
-        <w:t xml:space="preserve"> </w:t>
-      </w:r>
-      <w:proofErr w:type="spellStart"/>
-      <w:r>
-        <w:t>on</w:t>
-      </w:r>
-      <w:proofErr w:type="spellEnd"/>
-      <w:r>
-        <w:t xml:space="preserve"> eth207, link-</w:t>
-      </w:r>
-      <w:proofErr w:type="spellStart"/>
-      <w:r>
-        <w:t>type</w:t>
-      </w:r>
-      <w:proofErr w:type="spellEnd"/>
-      <w:r>
-        <w:t xml:space="preserve"> EN10MB (Ethernet), </w:t>
-      </w:r>
-      <w:proofErr w:type="spellStart"/>
-      <w:r>
-        <w:t>snapshot</w:t>
-      </w:r>
-      <w:proofErr w:type="spellEnd"/>
-      <w:r>
-        <w:t xml:space="preserve"> </w:t>
-      </w:r>
-      <w:proofErr w:type="spellStart"/>
-      <w:r>
-        <w:t>length</w:t>
-      </w:r>
-      <w:proofErr w:type="spellEnd"/>
-      <w:r>
-        <w:t xml:space="preserve"> 262144 bytes</w:t>
-      </w:r>
-    </w:p>
-    <w:p>
-      <w:r>
-        <w:t xml:space="preserve">10:07:38.909286 IP (tos 0x0, </w:t>
-      </w:r>
-      <w:proofErr w:type="spellStart"/>
-      <w:r>
-        <w:t>ttl</w:t>
-      </w:r>
-      <w:proofErr w:type="spellEnd"/>
-      <w:r>
-        <w:t xml:space="preserve"> 64, id 29043, offset 0, </w:t>
-      </w:r>
-      <w:proofErr w:type="spellStart"/>
-      <w:r>
-        <w:t>flags</w:t>
-      </w:r>
-      <w:proofErr w:type="spellEnd"/>
-      <w:r>
-        <w:t xml:space="preserve"> [DF], proto UDP (17), </w:t>
-      </w:r>
-      <w:proofErr w:type="spellStart"/>
-      <w:r>
-        <w:t>length</w:t>
-      </w:r>
-      <w:proofErr w:type="spellEnd"/>
-      <w:r>
-        <w:t xml:space="preserve"> 130)</w:t>
-      </w:r>
-    </w:p>
-    <w:p>
-      <w:r>
-        <w:t xml:space="preserve">    10.2.7.5.38577 &gt; 255.255.255.255.discard: [</w:t>
-      </w:r>
-      <w:proofErr w:type="spellStart"/>
-      <w:r>
-        <w:t>bad</w:t>
-      </w:r>
-      <w:proofErr w:type="spellEnd"/>
-      <w:r>
-        <w:t xml:space="preserve"> </w:t>
-      </w:r>
-      <w:proofErr w:type="spellStart"/>
-      <w:r>
-        <w:t>udp</w:t>
-      </w:r>
-      <w:proofErr w:type="spellEnd"/>
-      <w:r>
-        <w:t xml:space="preserve"> </w:t>
-      </w:r>
-      <w:proofErr w:type="spellStart"/>
-      <w:r>
-        <w:t>cksum</w:t>
-      </w:r>
-      <w:proofErr w:type="spellEnd"/>
-      <w:r>
-        <w:t xml:space="preserve"> 0x1186 -&gt; 0x9f8d!] UDP, </w:t>
-      </w:r>
-      <w:proofErr w:type="spellStart"/>
-      <w:r>
-        <w:t>length</w:t>
-      </w:r>
-      <w:proofErr w:type="spellEnd"/>
-      <w:r>
-        <w:t xml:space="preserve"> 102</w:t>
-      </w:r>
-    </w:p>
-    <w:p>
-      <w:r>
-        <w:t xml:space="preserve">        0x0000:  </w:t>
-      </w:r>
-      <w:proofErr w:type="spellStart"/>
-      <w:r>
-        <w:t>ffff</w:t>
-      </w:r>
-      <w:proofErr w:type="spellEnd"/>
-      <w:r>
-        <w:t xml:space="preserve"> </w:t>
-      </w:r>
-      <w:proofErr w:type="spellStart"/>
-      <w:r>
-        <w:t>ffff</w:t>
-      </w:r>
-      <w:proofErr w:type="spellEnd"/>
-      <w:r>
-        <w:t xml:space="preserve"> </w:t>
-      </w:r>
-      <w:proofErr w:type="spellStart"/>
-      <w:r>
-        <w:t>ffff</w:t>
-      </w:r>
-      <w:proofErr w:type="spellEnd"/>
-      <w:r>
-        <w:t xml:space="preserve"> bc24 1184 6132 0800 4500  .......$..a2..E.</w:t>
-      </w:r>
-    </w:p>
-    <w:p>
-      <w:r>
-        <w:t xml:space="preserve">        0x0010:  0082 7173 4000 4011 b7f1 0a02 0705 </w:t>
-      </w:r>
-      <w:proofErr w:type="spellStart"/>
-      <w:r>
-        <w:t>ffff</w:t>
-      </w:r>
-      <w:proofErr w:type="spellEnd"/>
-      <w:r>
-        <w:t xml:space="preserve">  ..</w:t>
-      </w:r>
-      <w:proofErr w:type="spellStart"/>
-      <w:r>
-        <w:t>qs</w:t>
-      </w:r>
-      <w:proofErr w:type="spellEnd"/>
-      <w:r>
-        <w:t>@.@.........</w:t>
-      </w:r>
-    </w:p>
-    <w:p>
-      <w:r>
-        <w:t xml:space="preserve">        0x0020:  </w:t>
-      </w:r>
-      <w:proofErr w:type="spellStart"/>
-      <w:r>
-        <w:t>ffff</w:t>
-      </w:r>
-      <w:proofErr w:type="spellEnd"/>
-      <w:r>
-        <w:t xml:space="preserve"> 96b1 0009 006e 1186 </w:t>
-      </w:r>
-      <w:proofErr w:type="spellStart"/>
-      <w:r>
-        <w:t>ffff</w:t>
-      </w:r>
-      <w:proofErr w:type="spellEnd"/>
-      <w:r>
-        <w:t xml:space="preserve"> </w:t>
-      </w:r>
-      <w:proofErr w:type="spellStart"/>
-      <w:r>
-        <w:t>ffff</w:t>
-      </w:r>
-      <w:proofErr w:type="spellEnd"/>
-      <w:r>
-        <w:t xml:space="preserve"> </w:t>
-      </w:r>
-      <w:proofErr w:type="spellStart"/>
-      <w:r>
-        <w:t>ffff</w:t>
-      </w:r>
-      <w:proofErr w:type="spellEnd"/>
-      <w:r>
-        <w:t xml:space="preserve">  .......n........</w:t>
-      </w:r>
-    </w:p>
-    <w:p>
-      <w:r>
-        <w:t xml:space="preserve">        0x0030:  bc24 1100 6e57 bc24 1100 6e57 bc24 1100  .$..</w:t>
-      </w:r>
-      <w:proofErr w:type="spellStart"/>
-      <w:r>
-        <w:t>nW</w:t>
-      </w:r>
-      <w:proofErr w:type="spellEnd"/>
-      <w:r>
-        <w:t>.$..</w:t>
-      </w:r>
-      <w:proofErr w:type="spellStart"/>
-      <w:r>
-        <w:t>nW</w:t>
-      </w:r>
-      <w:proofErr w:type="spellEnd"/>
-      <w:r>
-        <w:t>.$..</w:t>
-      </w:r>
-    </w:p>
-    <w:p>
-      <w:r>
-        <w:t xml:space="preserve">        0x0040:  6e57 bc24 1100 6e57 bc24 1100 6e57 bc24  </w:t>
-      </w:r>
-      <w:proofErr w:type="spellStart"/>
-      <w:r>
-        <w:t>nW</w:t>
-      </w:r>
-      <w:proofErr w:type="spellEnd"/>
-      <w:r>
-        <w:t>.$..</w:t>
-      </w:r>
-      <w:proofErr w:type="spellStart"/>
-      <w:r>
-        <w:t>nW</w:t>
-      </w:r>
-      <w:proofErr w:type="spellEnd"/>
-      <w:r>
-        <w:t>.$..</w:t>
-      </w:r>
-      <w:proofErr w:type="spellStart"/>
-      <w:r>
-        <w:t>nW</w:t>
-      </w:r>
-      <w:proofErr w:type="spellEnd"/>
-      <w:r>
-        <w:t>.$</w:t>
-      </w:r>
-    </w:p>
-    <w:p>
-      <w:r>
-        <w:t xml:space="preserve">        0x0050:  1100 6e57 bc24 1100 6e57 bc24 1100 6e57  ..</w:t>
-      </w:r>
-      <w:proofErr w:type="spellStart"/>
-      <w:r>
-        <w:t>nW</w:t>
-      </w:r>
-      <w:proofErr w:type="spellEnd"/>
-      <w:r>
-        <w:t>.$..</w:t>
-      </w:r>
-      <w:proofErr w:type="spellStart"/>
-      <w:r>
-        <w:t>nW</w:t>
-      </w:r>
-      <w:proofErr w:type="spellEnd"/>
-      <w:r>
-        <w:t>.$..</w:t>
-      </w:r>
-      <w:proofErr w:type="spellStart"/>
-      <w:r>
-        <w:t>nW</w:t>
-      </w:r>
-      <w:proofErr w:type="spellEnd"/>
-    </w:p>
-    <w:p>
-      <w:r>
-        <w:t xml:space="preserve">        0x0060:  bc24 1100 6e57 bc24 1100 6e57 bc24 1100  .$..</w:t>
-      </w:r>
-      <w:proofErr w:type="spellStart"/>
-      <w:r>
-        <w:t>nW</w:t>
-      </w:r>
-      <w:proofErr w:type="spellEnd"/>
-      <w:r>
-        <w:t>.$..</w:t>
-      </w:r>
-      <w:proofErr w:type="spellStart"/>
-      <w:r>
-        <w:t>nW</w:t>
-      </w:r>
-      <w:proofErr w:type="spellEnd"/>
-      <w:r>
-        <w:t>.$..</w:t>
-      </w:r>
-    </w:p>
-    <w:p>
-      <w:r>
-        <w:t xml:space="preserve">        0x0070:  6e57 bc24 1100 6e57 bc24 1100 6e57 bc24  </w:t>
-      </w:r>
-      <w:proofErr w:type="spellStart"/>
-      <w:r>
-        <w:t>nW</w:t>
-      </w:r>
-      <w:proofErr w:type="spellEnd"/>
-      <w:r>
-        <w:t>.$..</w:t>
-      </w:r>
-      <w:proofErr w:type="spellStart"/>
-      <w:r>
-        <w:t>nW</w:t>
-      </w:r>
-      <w:proofErr w:type="spellEnd"/>
-      <w:r>
-        <w:t>.$..</w:t>
-      </w:r>
-      <w:proofErr w:type="spellStart"/>
-      <w:r>
-        <w:t>nW</w:t>
-      </w:r>
-      <w:proofErr w:type="spellEnd"/>
-      <w:r>
-        <w:t>.$</w:t>
-      </w:r>
-    </w:p>
-    <w:p>
-      <w:r>
-        <w:t xml:space="preserve">        0x0080:  1100 6e57 bc24 1100 6e57 bc24 1100 6e57  ..</w:t>
-      </w:r>
-      <w:proofErr w:type="spellStart"/>
-      <w:r>
-        <w:t>nW</w:t>
-      </w:r>
-      <w:proofErr w:type="spellEnd"/>
-      <w:r>
-        <w:t>.$..</w:t>
-      </w:r>
-      <w:proofErr w:type="spellStart"/>
-      <w:r>
-        <w:t>nW</w:t>
-      </w:r>
-      <w:proofErr w:type="spellEnd"/>
-      <w:r>
-        <w:t>.$..</w:t>
-      </w:r>
-      <w:proofErr w:type="spellStart"/>
-      <w:r>
-        <w:t>nW</w:t>
-      </w:r>
-      <w:proofErr w:type="spellEnd"/>
-    </w:p>
-    <w:p>
-      <w:r>
-        <w:t xml:space="preserve">10:07:38.909366 IP (tos 0x0, </w:t>
-      </w:r>
-      <w:proofErr w:type="spellStart"/>
-      <w:r>
-        <w:t>ttl</w:t>
-      </w:r>
-      <w:proofErr w:type="spellEnd"/>
-      <w:r>
-        <w:t xml:space="preserve"> 64, id 27369, offset 0, </w:t>
-      </w:r>
-      <w:proofErr w:type="spellStart"/>
-      <w:r>
-        <w:t>flags</w:t>
-      </w:r>
-      <w:proofErr w:type="spellEnd"/>
-      <w:r>
-        <w:t xml:space="preserve"> [DF], proto UDP (17), </w:t>
-      </w:r>
-      <w:proofErr w:type="spellStart"/>
-      <w:r>
-        <w:t>length</w:t>
-      </w:r>
-      <w:proofErr w:type="spellEnd"/>
-      <w:r>
-        <w:t xml:space="preserve"> 130)</w:t>
+      <w:r>
+        <w:t>tcpdump: listening on eth207, link-type EN10MB (Ethernet), snapshot length 262144 bytes</w:t>
+      </w:r>
+    </w:p>
+    <w:p>
+      <w:r>
+        <w:t>10:07:38.909286 IP (tos 0x0, ttl 64, id 29043, offset 0, flags [DF], proto UDP (17), length 130)</w:t>
+      </w:r>
+    </w:p>
+    <w:p>
+      <w:r>
+        <w:t xml:space="preserve">    10.2.7.5.38577 &gt; 255.255.255.255.discard: [bad udp cksum 0x1186 -&gt; 0x9f8d!] UDP, length 102</w:t>
+      </w:r>
+    </w:p>
+    <w:p>
+      <w:r>
+        <w:t xml:space="preserve">        0x0000:  ffff ffff ffff bc24 1184 6132 0800 4500  .......$..a2..E.</w:t>
+      </w:r>
+    </w:p>
+    <w:p>
+      <w:r>
+        <w:t xml:space="preserve">        0x0010:  0082 7173 4000 4011 b7f1 0a02 0705 ffff  ..qs@.@.........</w:t>
+      </w:r>
+    </w:p>
+    <w:p>
+      <w:r>
+        <w:t xml:space="preserve">        0x0020:  ffff 96b1 0009 006e 1186 ffff ffff ffff  .......n........</w:t>
+      </w:r>
+    </w:p>
+    <w:p>
+      <w:r>
+        <w:t xml:space="preserve">        0x0030:  bc24 1100 6e57 bc24 1100 6e57 bc24 1100  .$..nW.$..nW.$..</w:t>
+      </w:r>
+    </w:p>
+    <w:p>
+      <w:r>
+        <w:t xml:space="preserve">        0x0040:  6e57 bc24 1100 6e57 bc24 1100 6e57 bc24  nW.$..nW.$..nW.$</w:t>
+      </w:r>
+    </w:p>
+    <w:p>
+      <w:r>
+        <w:t xml:space="preserve">        0x0050:  1100 6e57 bc24 1100 6e57 bc24 1100 6e57  ..nW.$..nW.$..nW</w:t>
+      </w:r>
+    </w:p>
+    <w:p>
+      <w:r>
+        <w:t xml:space="preserve">        0x0060:  bc24 1100 6e57 bc24 1100 6e57 bc24 1100  .$..nW.$..nW.$..</w:t>
+      </w:r>
+    </w:p>
+    <w:p>
+      <w:r>
+        <w:t xml:space="preserve">        0x0070:  6e57 bc24 1100 6e57 bc24 1100 6e57 bc24  nW.$..nW.$..nW.$</w:t>
+      </w:r>
+    </w:p>
+    <w:p>
+      <w:r>
+        <w:t xml:space="preserve">        0x0080:  1100 6e57 bc24 1100 6e57 bc24 1100 6e57  ..nW.$..nW.$..nW</w:t>
+      </w:r>
+    </w:p>
+    <w:p>
+      <w:r>
+        <w:t>10:07:38.909366 IP (tos 0x0, ttl 64, id 27369, offset 0, flags [DF], proto UDP (17), length 130)</w:t>
       </w:r>
     </w:p>
     <w:p>
       <w:r>
         <w:lastRenderedPageBreak/>
-        <w:t xml:space="preserve">    10.2.7.5.35748 &gt; 10.2.7.255.discard: [</w:t>
-      </w:r>
-      <w:proofErr w:type="spellStart"/>
-      <w:r>
-        <w:t>bad</w:t>
-      </w:r>
-      <w:proofErr w:type="spellEnd"/>
-      <w:r>
-        <w:t xml:space="preserve"> </w:t>
-      </w:r>
-      <w:proofErr w:type="spellStart"/>
-      <w:r>
-        <w:t>udp</w:t>
-      </w:r>
-      <w:proofErr w:type="spellEnd"/>
-      <w:r>
-        <w:t xml:space="preserve"> </w:t>
-      </w:r>
-      <w:proofErr w:type="spellStart"/>
-      <w:r>
-        <w:t>cksum</w:t>
-      </w:r>
-      <w:proofErr w:type="spellEnd"/>
-      <w:r>
-        <w:t xml:space="preserve"> 0x2387 -&gt; 0x9899!] UDP, </w:t>
-      </w:r>
-      <w:proofErr w:type="spellStart"/>
-      <w:r>
-        <w:t>length</w:t>
-      </w:r>
-      <w:proofErr w:type="spellEnd"/>
-      <w:r>
-        <w:t xml:space="preserve"> 102</w:t>
-      </w:r>
-    </w:p>
-    <w:p>
-      <w:r>
-        <w:t xml:space="preserve">        0x0000:  </w:t>
-      </w:r>
-      <w:proofErr w:type="spellStart"/>
-      <w:r>
-        <w:t>ffff</w:t>
-      </w:r>
-      <w:proofErr w:type="spellEnd"/>
-      <w:r>
-        <w:t xml:space="preserve"> </w:t>
-      </w:r>
-      <w:proofErr w:type="spellStart"/>
-      <w:r>
-        <w:t>ffff</w:t>
-      </w:r>
-      <w:proofErr w:type="spellEnd"/>
-      <w:r>
-        <w:t xml:space="preserve"> </w:t>
-      </w:r>
-      <w:proofErr w:type="spellStart"/>
-      <w:r>
-        <w:t>ffff</w:t>
-      </w:r>
-      <w:proofErr w:type="spellEnd"/>
-      <w:r>
-        <w:t xml:space="preserve"> bc24 1184 6132 0800 4500  .......$..a2..E.</w:t>
+        <w:t xml:space="preserve">    10.2.7.5.35748 &gt; 10.2.7.255.discard: [bad udp cksum 0x2387 -&gt; 0x9899!] UDP, length 102</w:t>
+      </w:r>
+    </w:p>
+    <w:p>
+      <w:r>
+        <w:t xml:space="preserve">        0x0000:  ffff ffff ffff bc24 1184 6132 0800 4500  .......$..a2..E.</w:t>
       </w:r>
     </w:p>
     <w:p>
@@ -942,298 +343,54 @@
     </w:p>
     <w:p>
       <w:r>
-        <w:t xml:space="preserve">        0x0020:  07ff 8ba4 0009 006e 2387 </w:t>
-      </w:r>
-      <w:proofErr w:type="spellStart"/>
-      <w:r>
-        <w:t>ffff</w:t>
-      </w:r>
-      <w:proofErr w:type="spellEnd"/>
-      <w:r>
-        <w:t xml:space="preserve"> </w:t>
-      </w:r>
-      <w:proofErr w:type="spellStart"/>
-      <w:r>
-        <w:t>ffff</w:t>
-      </w:r>
-      <w:proofErr w:type="spellEnd"/>
-      <w:r>
-        <w:t xml:space="preserve"> </w:t>
-      </w:r>
-      <w:proofErr w:type="spellStart"/>
-      <w:r>
-        <w:t>ffff</w:t>
-      </w:r>
-      <w:proofErr w:type="spellEnd"/>
-      <w:r>
-        <w:t xml:space="preserve">  .......n#.......</w:t>
-      </w:r>
-    </w:p>
-    <w:p>
-      <w:r>
-        <w:t xml:space="preserve">        0x0030:  bc24 1100 6e57 bc24 1100 6e57 bc24 1100  .$..</w:t>
-      </w:r>
-      <w:proofErr w:type="spellStart"/>
-      <w:r>
-        <w:t>nW</w:t>
-      </w:r>
-      <w:proofErr w:type="spellEnd"/>
-      <w:r>
-        <w:t>.$..</w:t>
-      </w:r>
-      <w:proofErr w:type="spellStart"/>
-      <w:r>
-        <w:t>nW</w:t>
-      </w:r>
-      <w:proofErr w:type="spellEnd"/>
-      <w:r>
-        <w:t>.$..</w:t>
-      </w:r>
-    </w:p>
-    <w:p>
-      <w:r>
-        <w:t xml:space="preserve">        0x0040:  6e57 bc24 1100 6e57 bc24 1100 6e57 bc24  </w:t>
-      </w:r>
-      <w:proofErr w:type="spellStart"/>
-      <w:r>
-        <w:t>nW</w:t>
-      </w:r>
-      <w:proofErr w:type="spellEnd"/>
-      <w:r>
-        <w:t>.$..</w:t>
-      </w:r>
-      <w:proofErr w:type="spellStart"/>
-      <w:r>
-        <w:t>nW</w:t>
-      </w:r>
-      <w:proofErr w:type="spellEnd"/>
-      <w:r>
-        <w:t>.$..</w:t>
-      </w:r>
-      <w:proofErr w:type="spellStart"/>
-      <w:r>
-        <w:t>nW</w:t>
-      </w:r>
-      <w:proofErr w:type="spellEnd"/>
-      <w:r>
-        <w:t>.$</w:t>
-      </w:r>
-    </w:p>
-    <w:p>
-      <w:r>
-        <w:t xml:space="preserve">        0x0050:  1100 6e57 bc24 1100 6e57 bc24 1100 6e57  ..</w:t>
-      </w:r>
-      <w:proofErr w:type="spellStart"/>
-      <w:r>
-        <w:t>nW</w:t>
-      </w:r>
-      <w:proofErr w:type="spellEnd"/>
-      <w:r>
-        <w:t>.$..</w:t>
-      </w:r>
-      <w:proofErr w:type="spellStart"/>
-      <w:r>
-        <w:t>nW</w:t>
-      </w:r>
-      <w:proofErr w:type="spellEnd"/>
-      <w:r>
-        <w:t>.$..</w:t>
-      </w:r>
-      <w:proofErr w:type="spellStart"/>
-      <w:r>
-        <w:t>nW</w:t>
-      </w:r>
-      <w:proofErr w:type="spellEnd"/>
-    </w:p>
-    <w:p>
-      <w:r>
-        <w:t xml:space="preserve">        0x0060:  bc24 1100 6e57 bc24 1100 6e57 bc24 1100  .$..</w:t>
-      </w:r>
-      <w:proofErr w:type="spellStart"/>
-      <w:r>
-        <w:t>nW</w:t>
-      </w:r>
-      <w:proofErr w:type="spellEnd"/>
-      <w:r>
-        <w:t>.$..</w:t>
-      </w:r>
-      <w:proofErr w:type="spellStart"/>
-      <w:r>
-        <w:t>nW</w:t>
-      </w:r>
-      <w:proofErr w:type="spellEnd"/>
-      <w:r>
-        <w:t>.$..</w:t>
-      </w:r>
-    </w:p>
-    <w:p>
-      <w:r>
-        <w:t xml:space="preserve">        0x0070:  6e57 bc24 1100 6e57 bc24 1100 6e57 bc24  </w:t>
-      </w:r>
-      <w:proofErr w:type="spellStart"/>
-      <w:r>
-        <w:t>nW</w:t>
-      </w:r>
-      <w:proofErr w:type="spellEnd"/>
-      <w:r>
-        <w:t>.$..</w:t>
-      </w:r>
-      <w:proofErr w:type="spellStart"/>
-      <w:r>
-        <w:t>nW</w:t>
-      </w:r>
-      <w:proofErr w:type="spellEnd"/>
-      <w:r>
-        <w:t>.$..</w:t>
-      </w:r>
-      <w:proofErr w:type="spellStart"/>
-      <w:r>
-        <w:t>nW</w:t>
-      </w:r>
-      <w:proofErr w:type="spellEnd"/>
-      <w:r>
-        <w:t>.$</w:t>
-      </w:r>
-    </w:p>
-    <w:p>
-      <w:r>
-        <w:t xml:space="preserve">        0x0080:  1100 6e57 bc24 1100 6e57 bc24 1100 6e57  ..</w:t>
-      </w:r>
-      <w:proofErr w:type="spellStart"/>
-      <w:r>
-        <w:t>nW</w:t>
-      </w:r>
-      <w:proofErr w:type="spellEnd"/>
-      <w:r>
-        <w:t>.$..</w:t>
-      </w:r>
-      <w:proofErr w:type="spellStart"/>
-      <w:r>
-        <w:t>nW</w:t>
-      </w:r>
-      <w:proofErr w:type="spellEnd"/>
-      <w:r>
-        <w:t>.$..</w:t>
-      </w:r>
-      <w:proofErr w:type="spellStart"/>
-      <w:r>
-        <w:t>nW</w:t>
-      </w:r>
-      <w:proofErr w:type="spellEnd"/>
+        <w:t xml:space="preserve">        0x0020:  07ff 8ba4 0009 006e 2387 ffff ffff ffff  .......n#.......</w:t>
+      </w:r>
+    </w:p>
+    <w:p>
+      <w:r>
+        <w:t xml:space="preserve">        0x0030:  bc24 1100 6e57 bc24 1100 6e57 bc24 1100  .$..nW.$..nW.$..</w:t>
+      </w:r>
+    </w:p>
+    <w:p>
+      <w:r>
+        <w:t xml:space="preserve">        0x0040:  6e57 bc24 1100 6e57 bc24 1100 6e57 bc24  nW.$..nW.$..nW.$</w:t>
+      </w:r>
+    </w:p>
+    <w:p>
+      <w:r>
+        <w:t xml:space="preserve">        0x0050:  1100 6e57 bc24 1100 6e57 bc24 1100 6e57  ..nW.$..nW.$..nW</w:t>
+      </w:r>
+    </w:p>
+    <w:p>
+      <w:r>
+        <w:t xml:space="preserve">        0x0060:  bc24 1100 6e57 bc24 1100 6e57 bc24 1100  .$..nW.$..nW.$..</w:t>
+      </w:r>
+    </w:p>
+    <w:p>
+      <w:r>
+        <w:t xml:space="preserve">        0x0070:  6e57 bc24 1100 6e57 bc24 1100 6e57 bc24  nW.$..nW.$..nW.$</w:t>
+      </w:r>
+    </w:p>
+    <w:p>
+      <w:r>
+        <w:t xml:space="preserve">        0x0080:  1100 6e57 bc24 1100 6e57 bc24 1100 6e57  ..nW.$..nW.$..nW</w:t>
+      </w:r>
     </w:p>
     <w:p/>
     <w:p/>
     <w:p>
       <w:r>
-        <w:t xml:space="preserve">Con la configuración actual no cruza el </w:t>
-      </w:r>
-      <w:proofErr w:type="spellStart"/>
-      <w:r>
-        <w:t>router</w:t>
-      </w:r>
-      <w:proofErr w:type="spellEnd"/>
-      <w:r>
-        <w:t>:</w:t>
-      </w:r>
-    </w:p>
-    <w:p>
-      <w:r>
-        <w:t xml:space="preserve">root@R1-ubuntu-Prueba02:~# sudo </w:t>
-      </w:r>
-      <w:proofErr w:type="spellStart"/>
-      <w:r>
-        <w:t>tcpdump</w:t>
-      </w:r>
-      <w:proofErr w:type="spellEnd"/>
-      <w:r>
-        <w:t xml:space="preserve"> -i eth217 </w:t>
-      </w:r>
-      <w:proofErr w:type="spellStart"/>
-      <w:r>
-        <w:t>udp</w:t>
-      </w:r>
-      <w:proofErr w:type="spellEnd"/>
-      <w:r>
-        <w:t xml:space="preserve"> </w:t>
-      </w:r>
-      <w:proofErr w:type="spellStart"/>
-      <w:r>
-        <w:t>port</w:t>
-      </w:r>
-      <w:proofErr w:type="spellEnd"/>
-      <w:r>
-        <w:t xml:space="preserve"> 7 </w:t>
-      </w:r>
-      <w:proofErr w:type="spellStart"/>
-      <w:r>
-        <w:t>or</w:t>
-      </w:r>
-      <w:proofErr w:type="spellEnd"/>
-      <w:r>
-        <w:t xml:space="preserve"> </w:t>
-      </w:r>
-      <w:proofErr w:type="spellStart"/>
-      <w:r>
-        <w:t>port</w:t>
-      </w:r>
-      <w:proofErr w:type="spellEnd"/>
-      <w:r>
-        <w:t xml:space="preserve"> 9 -XX -</w:t>
-      </w:r>
-      <w:proofErr w:type="spellStart"/>
-      <w:r>
-        <w:t>vv</w:t>
-      </w:r>
-      <w:proofErr w:type="spellEnd"/>
-    </w:p>
-    <w:p>
-      <w:proofErr w:type="spellStart"/>
-      <w:r>
-        <w:t>tcpdump</w:t>
-      </w:r>
-      <w:proofErr w:type="spellEnd"/>
-      <w:r>
-        <w:t xml:space="preserve">: </w:t>
-      </w:r>
-      <w:proofErr w:type="spellStart"/>
-      <w:r>
-        <w:t>listening</w:t>
-      </w:r>
-      <w:proofErr w:type="spellEnd"/>
-      <w:r>
-        <w:t xml:space="preserve"> </w:t>
-      </w:r>
-      <w:proofErr w:type="spellStart"/>
-      <w:r>
-        <w:t>on</w:t>
-      </w:r>
-      <w:proofErr w:type="spellEnd"/>
-      <w:r>
-        <w:t xml:space="preserve"> eth217, link-</w:t>
-      </w:r>
-      <w:proofErr w:type="spellStart"/>
-      <w:r>
-        <w:t>type</w:t>
-      </w:r>
-      <w:proofErr w:type="spellEnd"/>
-      <w:r>
-        <w:t xml:space="preserve"> EN10MB (Ethernet), </w:t>
-      </w:r>
-      <w:proofErr w:type="spellStart"/>
-      <w:r>
-        <w:t>snapshot</w:t>
-      </w:r>
-      <w:proofErr w:type="spellEnd"/>
-      <w:r>
-        <w:t xml:space="preserve"> </w:t>
-      </w:r>
-      <w:proofErr w:type="spellStart"/>
-      <w:r>
-        <w:t>length</w:t>
-      </w:r>
-      <w:proofErr w:type="spellEnd"/>
-      <w:r>
-        <w:t xml:space="preserve"> 262144 bytes</w:t>
+        <w:t>Con la configuración actual no cruza el router:</w:t>
+      </w:r>
+    </w:p>
+    <w:p>
+      <w:r>
+        <w:t>root@R1-ubuntu-Prueba02:~# sudo tcpdump -i eth217 udp port 7 or port 9 -XX -vv</w:t>
+      </w:r>
+    </w:p>
+    <w:p>
+      <w:r>
+        <w:t>tcpdump: listening on eth217, link-type EN10MB (Ethernet), snapshot length 262144 bytes</w:t>
       </w:r>
     </w:p>
     <w:p>
@@ -1291,23 +448,7 @@
     <w:p>
       <w:r>
         <w:lastRenderedPageBreak/>
-        <w:t xml:space="preserve">En el primer </w:t>
-      </w:r>
-      <w:proofErr w:type="spellStart"/>
-      <w:r>
-        <w:t>tcpdump</w:t>
-      </w:r>
-      <w:proofErr w:type="spellEnd"/>
-      <w:r>
-        <w:t xml:space="preserve"> (eth207) ves los paquetes perfectamente, pero en el segundo (eth217) te quedas en silencio. Como sospechábamos, el </w:t>
-      </w:r>
-      <w:proofErr w:type="spellStart"/>
-      <w:r>
-        <w:t>kernel</w:t>
-      </w:r>
-      <w:proofErr w:type="spellEnd"/>
-      <w:r>
-        <w:t xml:space="preserve"> de Linux descarta el </w:t>
+        <w:t xml:space="preserve">En el primer tcpdump (eth207) ves los paquetes perfectamente, pero en el segundo (eth217) te quedas en silencio. Como sospechábamos, el kernel de Linux descarta el </w:t>
       </w:r>
       <w:r>
         <w:rPr>
@@ -1317,15 +458,7 @@
         <w:t>Broadcast</w:t>
       </w:r>
       <w:r>
-        <w:t xml:space="preserve"> (255.255.255.255) por defecto; no lo reenvía entre interfaces porque no es su comportamiento estándar como </w:t>
-      </w:r>
-      <w:proofErr w:type="spellStart"/>
-      <w:r>
-        <w:t>router</w:t>
-      </w:r>
-      <w:proofErr w:type="spellEnd"/>
-      <w:r>
-        <w:t>.</w:t>
+        <w:t xml:space="preserve"> (255.255.255.255) por defecto; no lo reenvía entre interfaces porque no es su comportamiento estándar como router.</w:t>
       </w:r>
     </w:p>
     <w:p>
@@ -1339,48 +472,64 @@
       </w:pPr>
     </w:p>
     <w:p>
-      <w:r>
-        <w:lastRenderedPageBreak/>
+      <w:hyperlink r:id="rId7" w:history="1">
+        <w:r>
+          <w:rPr>
+            <w:rStyle w:val="Hipervnculo"/>
+          </w:rPr>
+          <w:t>https://gemini.google.com/app/84e77cfd37b9aa86</w:t>
+        </w:r>
+      </w:hyperlink>
+    </w:p>
+    <w:p>
+      <w:hyperlink r:id="rId8" w:history="1">
+        <w:r>
+          <w:rPr>
+            <w:rStyle w:val="Hipervnculo"/>
+          </w:rPr>
+          <w:t>https://gemini.google.com/app/e53cf02d8ce45697</w:t>
+        </w:r>
+      </w:hyperlink>
+      <w:r>
+        <w:t xml:space="preserve"> </w:t>
+      </w:r>
+    </w:p>
+    <w:p>
+      <w:r>
+        <w:t xml:space="preserve">PARA MOSTRAR FUNCIONAMIENTO WAKEONLAN: </w:t>
+      </w:r>
+      <w:r>
+        <w:t>IDEA DE DIEGO</w:t>
+      </w:r>
+    </w:p>
+    <w:p>
+      <w:hyperlink r:id="rId9" w:history="1">
+        <w:r>
+          <w:rPr>
+            <w:rStyle w:val="Hipervnculo"/>
+          </w:rPr>
+          <w:t>https://superuser.com/questions/1546451/test-wake-on-lan-without-actually-doing-it</w:t>
+        </w:r>
+      </w:hyperlink>
+    </w:p>
+    <w:p>
+      <w:r>
         <w:t>Solución:</w:t>
       </w:r>
     </w:p>
     <w:p>
       <w:r>
-        <w:t xml:space="preserve">Estas son las reglas que han demostrado funcionar en tus pruebas de </w:t>
-      </w:r>
-      <w:proofErr w:type="spellStart"/>
-      <w:r>
-        <w:t>tcpdump</w:t>
-      </w:r>
-      <w:proofErr w:type="spellEnd"/>
-      <w:r>
-        <w:t>, permitiendo que un único paquete de FOG despierte a las tres aulas simultáneamente.</w:t>
-      </w:r>
-    </w:p>
-    <w:p>
-      <w:r>
-        <w:t>1. Preparación del Sistema (</w:t>
-      </w:r>
-      <w:proofErr w:type="spellStart"/>
-      <w:r>
-        <w:t>Kernel</w:t>
-      </w:r>
-      <w:proofErr w:type="spellEnd"/>
-      <w:r>
-        <w:t>)</w:t>
-      </w:r>
-    </w:p>
-    <w:p>
-      <w:r>
-        <w:t xml:space="preserve">Primero, necesitamos que el </w:t>
-      </w:r>
-      <w:proofErr w:type="spellStart"/>
-      <w:r>
-        <w:t>router</w:t>
-      </w:r>
-      <w:proofErr w:type="spellEnd"/>
-      <w:r>
-        <w:t xml:space="preserve"> permita el reenvío de paquetes y, específicamente, el reenvío de broadcasts dirigidos.</w:t>
+        <w:t>Estas son las reglas que han demostrado funcionar en tus pruebas de tcpdump, permitiendo que un único paquete de FOG despierte a las tres aulas simultáneamente.</w:t>
+      </w:r>
+    </w:p>
+    <w:p>
+      <w:r>
+        <w:t>1. Preparación del Sistema (Kernel)</w:t>
+      </w:r>
+    </w:p>
+    <w:p>
+      <w:r>
+        <w:t>Primero, necesitamos que el router permita el reenvío de paquetes y, específicamente, el reenvío de broadcasts dirigidos.</w:t>
       </w:r>
     </w:p>
     <w:p>
@@ -1390,37 +539,8 @@
     </w:p>
     <w:p>
       <w:r>
-        <w:t xml:space="preserve">echo 1 | sudo </w:t>
-      </w:r>
-      <w:proofErr w:type="spellStart"/>
-      <w:r>
-        <w:t>tee</w:t>
-      </w:r>
-      <w:proofErr w:type="spellEnd"/>
-      <w:r>
-        <w:t xml:space="preserve"> /</w:t>
-      </w:r>
-      <w:proofErr w:type="spellStart"/>
-      <w:r>
-        <w:t>proc</w:t>
-      </w:r>
-      <w:proofErr w:type="spellEnd"/>
-      <w:r>
-        <w:t>/</w:t>
-      </w:r>
-      <w:proofErr w:type="spellStart"/>
-      <w:r>
-        <w:t>sys</w:t>
-      </w:r>
-      <w:proofErr w:type="spellEnd"/>
-      <w:r>
-        <w:t>/net/ipv4/</w:t>
-      </w:r>
-      <w:proofErr w:type="spellStart"/>
-      <w:r>
-        <w:t>ip_forward</w:t>
-      </w:r>
-      <w:proofErr w:type="spellEnd"/>
+        <w:t>echo 1 | sudo tee /proc/sys/net/ipv4/ip_forward</w:t>
+      </w:r>
     </w:p>
     <w:p>
       <w:r>
@@ -1429,108 +549,23 @@
     </w:p>
     <w:p>
       <w:r>
-        <w:t xml:space="preserve">echo 1 | sudo </w:t>
-      </w:r>
-      <w:proofErr w:type="spellStart"/>
-      <w:r>
-        <w:t>tee</w:t>
-      </w:r>
-      <w:proofErr w:type="spellEnd"/>
-      <w:r>
-        <w:t xml:space="preserve"> /</w:t>
-      </w:r>
-      <w:proofErr w:type="spellStart"/>
-      <w:r>
-        <w:t>proc</w:t>
-      </w:r>
-      <w:proofErr w:type="spellEnd"/>
-      <w:r>
-        <w:t>/</w:t>
-      </w:r>
-      <w:proofErr w:type="spellStart"/>
-      <w:r>
-        <w:t>sys</w:t>
-      </w:r>
-      <w:proofErr w:type="spellEnd"/>
-      <w:r>
-        <w:t>/net/ipv4/</w:t>
-      </w:r>
-      <w:proofErr w:type="spellStart"/>
-      <w:r>
-        <w:t>conf</w:t>
-      </w:r>
-      <w:proofErr w:type="spellEnd"/>
-      <w:r>
-        <w:t>/</w:t>
-      </w:r>
-      <w:proofErr w:type="spellStart"/>
-      <w:r>
-        <w:t>all</w:t>
-      </w:r>
-      <w:proofErr w:type="spellEnd"/>
-      <w:r>
-        <w:t>/</w:t>
-      </w:r>
-      <w:proofErr w:type="spellStart"/>
-      <w:r>
-        <w:t>bc_forwarding</w:t>
-      </w:r>
-      <w:proofErr w:type="spellEnd"/>
-    </w:p>
-    <w:p>
-      <w:r>
-        <w:t>H</w:t>
-      </w:r>
-      <w:r>
-        <w:t>a</w:t>
-      </w:r>
-      <w:r>
-        <w:t>cer para siempre: sudo nano /</w:t>
-      </w:r>
-      <w:proofErr w:type="spellStart"/>
-      <w:r>
-        <w:t>etc</w:t>
-      </w:r>
-      <w:proofErr w:type="spellEnd"/>
-      <w:r>
-        <w:t>/</w:t>
-      </w:r>
-      <w:proofErr w:type="spellStart"/>
-      <w:r>
-        <w:t>sysctl.conf</w:t>
-      </w:r>
-      <w:proofErr w:type="spellEnd"/>
-    </w:p>
-    <w:p>
-      <w:r>
-        <w:t xml:space="preserve">Abre el archivo de configuración con privilegios de </w:t>
-      </w:r>
-      <w:proofErr w:type="spellStart"/>
-      <w:r>
-        <w:t>superusuario</w:t>
-      </w:r>
-      <w:proofErr w:type="spellEnd"/>
-      <w:r>
-        <w:t>:</w:t>
-      </w:r>
-    </w:p>
-    <w:p>
-      <w:r>
-        <w:t>sudo nano /</w:t>
-      </w:r>
-      <w:proofErr w:type="spellStart"/>
-      <w:r>
-        <w:t>etc</w:t>
-      </w:r>
-      <w:proofErr w:type="spellEnd"/>
-      <w:r>
-        <w:t>/</w:t>
-      </w:r>
-      <w:proofErr w:type="spellStart"/>
-      <w:r>
-        <w:t>sysctl.conf</w:t>
-      </w:r>
-      <w:proofErr w:type="spellEnd"/>
+        <w:t>echo 1 | sudo tee /proc/sys/net/ipv4/conf/all/bc_forwarding</w:t>
+      </w:r>
+    </w:p>
+    <w:p>
+      <w:r>
+        <w:t>Hacer para siempre: sudo nano /etc/sysctl.conf</w:t>
+      </w:r>
+    </w:p>
+    <w:p>
+      <w:r>
+        <w:t>Abre el archivo de configuración con privilegios de superusuario:</w:t>
+      </w:r>
+    </w:p>
+    <w:p>
+      <w:r>
+        <w:t>sudo nano /etc/sysctl.conf</w:t>
+      </w:r>
     </w:p>
     <w:p>
       <w:r>
@@ -1544,23 +579,7 @@
     </w:p>
     <w:p>
       <w:r>
-        <w:t>Guarda (</w:t>
-      </w:r>
-      <w:proofErr w:type="spellStart"/>
-      <w:r>
-        <w:t>Ctrl+O</w:t>
-      </w:r>
-      <w:proofErr w:type="spellEnd"/>
-      <w:r>
-        <w:t>, Enter) y sal (</w:t>
-      </w:r>
-      <w:proofErr w:type="spellStart"/>
-      <w:r>
-        <w:t>Ctrl+X</w:t>
-      </w:r>
-      <w:proofErr w:type="spellEnd"/>
-      <w:r>
-        <w:t>).</w:t>
+        <w:t>Guarda (Ctrl+O, Enter) y sal (Ctrl+X).</w:t>
       </w:r>
     </w:p>
     <w:p>
@@ -1570,15 +589,7 @@
     </w:p>
     <w:p>
       <w:r>
-        <w:t xml:space="preserve">sudo </w:t>
-      </w:r>
-      <w:proofErr w:type="spellStart"/>
-      <w:r>
-        <w:t>sysctl</w:t>
-      </w:r>
-      <w:proofErr w:type="spellEnd"/>
-      <w:r>
-        <w:t xml:space="preserve"> -p</w:t>
+        <w:t>sudo sysctl -p</w:t>
       </w:r>
     </w:p>
     <w:p>
@@ -1594,84 +605,23 @@
     <w:p>
       <w:r>
         <w:lastRenderedPageBreak/>
-        <w:t xml:space="preserve">Reglas de </w:t>
-      </w:r>
-      <w:proofErr w:type="spellStart"/>
-      <w:r>
-        <w:t>IPTables</w:t>
-      </w:r>
-      <w:proofErr w:type="spellEnd"/>
-      <w:r>
-        <w:t xml:space="preserve"> (La "Magia")</w:t>
-      </w:r>
-    </w:p>
-    <w:p>
-      <w:r>
-        <w:t xml:space="preserve">Aquí es donde ocurre la clonación. Usamos la tabla mangle para duplicar el paquete antes de que el </w:t>
-      </w:r>
-      <w:proofErr w:type="spellStart"/>
-      <w:r>
-        <w:t>router</w:t>
-      </w:r>
-      <w:proofErr w:type="spellEnd"/>
-      <w:r>
-        <w:t xml:space="preserve"> decida qué hacer con él.</w:t>
-      </w:r>
-    </w:p>
-    <w:p>
-      <w:r>
-        <w:t xml:space="preserve"># A. Reparar el </w:t>
-      </w:r>
-      <w:proofErr w:type="spellStart"/>
-      <w:r>
-        <w:t>Checksum</w:t>
-      </w:r>
-      <w:proofErr w:type="spellEnd"/>
-      <w:r>
-        <w:t xml:space="preserve"> (vital para entornos virtuales/</w:t>
-      </w:r>
-      <w:proofErr w:type="spellStart"/>
-      <w:r>
-        <w:t>Proxmox</w:t>
-      </w:r>
-      <w:proofErr w:type="spellEnd"/>
-      <w:r>
-        <w:t>)</w:t>
-      </w:r>
-    </w:p>
-    <w:p>
-      <w:r>
-        <w:t xml:space="preserve">sudo </w:t>
-      </w:r>
-      <w:proofErr w:type="spellStart"/>
-      <w:r>
-        <w:t>iptables</w:t>
-      </w:r>
-      <w:proofErr w:type="spellEnd"/>
-      <w:r>
-        <w:t xml:space="preserve"> -t mangle -A PREROUTING -i eth207 -p </w:t>
-      </w:r>
-      <w:proofErr w:type="spellStart"/>
-      <w:r>
-        <w:t>udp</w:t>
-      </w:r>
-      <w:proofErr w:type="spellEnd"/>
-      <w:r>
-        <w:t xml:space="preserve"> --</w:t>
-      </w:r>
-      <w:proofErr w:type="spellStart"/>
-      <w:r>
-        <w:t>dport</w:t>
-      </w:r>
-      <w:proofErr w:type="spellEnd"/>
-      <w:r>
-        <w:t xml:space="preserve"> 9 -j CHECKSUM --</w:t>
-      </w:r>
-      <w:proofErr w:type="spellStart"/>
-      <w:r>
-        <w:t>checksum-fill</w:t>
-      </w:r>
-      <w:proofErr w:type="spellEnd"/>
+        <w:t>Reglas de IPTables (La "Magia")</w:t>
+      </w:r>
+    </w:p>
+    <w:p>
+      <w:r>
+        <w:t>Aquí es donde ocurre la clonación. Usamos la tabla mangle para duplicar el paquete antes de que el router decida qué hacer con él.</w:t>
+      </w:r>
+    </w:p>
+    <w:p>
+      <w:r>
+        <w:t># A. Reparar el Checksum (vital para entornos virtuales/Proxmox)</w:t>
+      </w:r>
+    </w:p>
+    <w:p>
+      <w:r>
+        <w:t>sudo iptables -t mangle -A PREROUTING -i eth207 -p udp --dport 9 -j CHECKSUM --checksum-fill</w:t>
+      </w:r>
     </w:p>
     <w:p>
       <w:r>
@@ -1685,113 +635,17 @@
     </w:p>
     <w:p>
       <w:r>
-        <w:t xml:space="preserve">sudo </w:t>
-      </w:r>
-      <w:proofErr w:type="spellStart"/>
-      <w:r>
-        <w:t>iptables</w:t>
-      </w:r>
-      <w:proofErr w:type="spellEnd"/>
-      <w:r>
-        <w:t xml:space="preserve"> -t mangle -A PREROUTING -i eth207 -p </w:t>
-      </w:r>
-      <w:proofErr w:type="spellStart"/>
-      <w:r>
-        <w:t>udp</w:t>
-      </w:r>
-      <w:proofErr w:type="spellEnd"/>
-      <w:r>
-        <w:t xml:space="preserve"> --</w:t>
-      </w:r>
-      <w:proofErr w:type="spellStart"/>
-      <w:r>
-        <w:t>dport</w:t>
-      </w:r>
-      <w:proofErr w:type="spellEnd"/>
-      <w:r>
-        <w:t xml:space="preserve"> 9 -j TEE --</w:t>
-      </w:r>
-      <w:proofErr w:type="spellStart"/>
-      <w:r>
-        <w:t>gateway</w:t>
-      </w:r>
-      <w:proofErr w:type="spellEnd"/>
-      <w:r>
-        <w:t xml:space="preserve"> 172.18.10.255</w:t>
-      </w:r>
-    </w:p>
-    <w:p>
-      <w:r>
-        <w:t xml:space="preserve">sudo </w:t>
-      </w:r>
-      <w:proofErr w:type="spellStart"/>
-      <w:r>
-        <w:t>iptables</w:t>
-      </w:r>
-      <w:proofErr w:type="spellEnd"/>
-      <w:r>
-        <w:t xml:space="preserve"> -t mangle -A PREROUTING -i eth207 -p </w:t>
-      </w:r>
-      <w:proofErr w:type="spellStart"/>
-      <w:r>
-        <w:t>udp</w:t>
-      </w:r>
-      <w:proofErr w:type="spellEnd"/>
-      <w:r>
-        <w:t xml:space="preserve"> --</w:t>
-      </w:r>
-      <w:proofErr w:type="spellStart"/>
-      <w:r>
-        <w:t>dport</w:t>
-      </w:r>
-      <w:proofErr w:type="spellEnd"/>
-      <w:r>
-        <w:t xml:space="preserve"> 9 -j TEE --</w:t>
-      </w:r>
-      <w:proofErr w:type="spellStart"/>
-      <w:r>
-        <w:t>gateway</w:t>
-      </w:r>
-      <w:proofErr w:type="spellEnd"/>
-      <w:r>
-        <w:t xml:space="preserve"> 172.18.20.255</w:t>
-      </w:r>
-    </w:p>
-    <w:p>
-      <w:r>
-        <w:t xml:space="preserve">sudo </w:t>
-      </w:r>
-      <w:proofErr w:type="spellStart"/>
-      <w:r>
-        <w:t>iptables</w:t>
-      </w:r>
-      <w:proofErr w:type="spellEnd"/>
-      <w:r>
-        <w:t xml:space="preserve"> -t mangle -A PREROUTING -i eth207 -p </w:t>
-      </w:r>
-      <w:proofErr w:type="spellStart"/>
-      <w:r>
-        <w:t>udp</w:t>
-      </w:r>
-      <w:proofErr w:type="spellEnd"/>
-      <w:r>
-        <w:t xml:space="preserve"> --</w:t>
-      </w:r>
-      <w:proofErr w:type="spellStart"/>
-      <w:r>
-        <w:t>dport</w:t>
-      </w:r>
-      <w:proofErr w:type="spellEnd"/>
-      <w:r>
-        <w:t xml:space="preserve"> 9 -j TEE --</w:t>
-      </w:r>
-      <w:proofErr w:type="spellStart"/>
-      <w:r>
-        <w:t>gateway</w:t>
-      </w:r>
-      <w:proofErr w:type="spellEnd"/>
-      <w:r>
-        <w:t xml:space="preserve"> 172.18.30.255</w:t>
+        <w:t>sudo iptables -t mangle -A PREROUTING -i eth207 -p udp --dport 9 -j TEE --gateway 172.18.10.255</w:t>
+      </w:r>
+    </w:p>
+    <w:p>
+      <w:r>
+        <w:t>sudo iptables -t mangle -A PREROUTING -i eth207 -p udp --dport 9 -j TEE --gateway 172.18.20.255</w:t>
+      </w:r>
+    </w:p>
+    <w:p>
+      <w:r>
+        <w:t>sudo iptables -t mangle -A PREROUTING -i eth207 -p udp --dport 9 -j TEE --gateway 172.18.30.255</w:t>
       </w:r>
     </w:p>
     <w:p>
@@ -1801,31 +655,7 @@
     </w:p>
     <w:p>
       <w:r>
-        <w:t xml:space="preserve">sudo </w:t>
-      </w:r>
-      <w:proofErr w:type="spellStart"/>
-      <w:r>
-        <w:t>iptables</w:t>
-      </w:r>
-      <w:proofErr w:type="spellEnd"/>
-      <w:r>
-        <w:t xml:space="preserve"> -A FORWARD -p </w:t>
-      </w:r>
-      <w:proofErr w:type="spellStart"/>
-      <w:r>
-        <w:t>udp</w:t>
-      </w:r>
-      <w:proofErr w:type="spellEnd"/>
-      <w:r>
-        <w:t xml:space="preserve"> --</w:t>
-      </w:r>
-      <w:proofErr w:type="spellStart"/>
-      <w:r>
-        <w:t>dport</w:t>
-      </w:r>
-      <w:proofErr w:type="spellEnd"/>
-      <w:r>
-        <w:t xml:space="preserve"> 9 -j ACCEPT</w:t>
+        <w:t>sudo iptables -A FORWARD -p udp --dport 9 -j ACCEPT</w:t>
       </w:r>
     </w:p>
     <w:p>
@@ -1846,21 +676,8 @@
     </w:p>
     <w:p>
       <w:r>
-        <w:t xml:space="preserve">Para hacer que las reglas de </w:t>
-      </w:r>
-      <w:proofErr w:type="spellStart"/>
-      <w:r>
-        <w:t>iptables</w:t>
-      </w:r>
-      <w:proofErr w:type="spellEnd"/>
-      <w:r>
-        <w:t xml:space="preserve"> sean permanentes en un LXC de Ubuntu, la herramienta estándar y más sencilla es </w:t>
-      </w:r>
-      <w:proofErr w:type="spellStart"/>
-      <w:r>
-        <w:t>iptables-persistent</w:t>
-      </w:r>
-      <w:proofErr w:type="spellEnd"/>
+        <w:t>Para hacer que las reglas de iptables sean permanentes en un LXC de Ubuntu, la herramienta estándar y más sencilla es iptables-persistent</w:t>
+      </w:r>
     </w:p>
     <w:p>
       <w:r>
@@ -1874,47 +691,13 @@
     </w:p>
     <w:p>
       <w:r>
-        <w:t xml:space="preserve">sudo </w:t>
-      </w:r>
-      <w:proofErr w:type="spellStart"/>
-      <w:r>
-        <w:t>apt</w:t>
-      </w:r>
-      <w:proofErr w:type="spellEnd"/>
-      <w:r>
-        <w:t xml:space="preserve"> </w:t>
-      </w:r>
-      <w:proofErr w:type="spellStart"/>
-      <w:r>
-        <w:t>update</w:t>
-      </w:r>
-      <w:proofErr w:type="spellEnd"/>
-    </w:p>
-    <w:p>
-      <w:r>
-        <w:t xml:space="preserve">sudo </w:t>
-      </w:r>
-      <w:proofErr w:type="spellStart"/>
-      <w:r>
-        <w:t>apt</w:t>
-      </w:r>
-      <w:proofErr w:type="spellEnd"/>
-      <w:r>
-        <w:t xml:space="preserve"> </w:t>
-      </w:r>
-      <w:proofErr w:type="spellStart"/>
-      <w:r>
-        <w:t>install</w:t>
-      </w:r>
-      <w:proofErr w:type="spellEnd"/>
-      <w:r>
-        <w:t xml:space="preserve"> </w:t>
-      </w:r>
-      <w:proofErr w:type="spellStart"/>
-      <w:r>
-        <w:t>iptables-persistent</w:t>
-      </w:r>
-      <w:proofErr w:type="spellEnd"/>
+        <w:t>sudo apt update</w:t>
+      </w:r>
+    </w:p>
+    <w:p>
+      <w:r>
+        <w:t>sudo apt install iptables-persistent</w:t>
+      </w:r>
     </w:p>
     <w:p>
       <w:r>
@@ -1938,39 +721,7 @@
     </w:p>
     <w:p>
       <w:r>
-        <w:t xml:space="preserve">sudo </w:t>
-      </w:r>
-      <w:proofErr w:type="spellStart"/>
-      <w:r>
-        <w:t>iptables-save</w:t>
-      </w:r>
-      <w:proofErr w:type="spellEnd"/>
-      <w:r>
-        <w:t xml:space="preserve"> | sudo </w:t>
-      </w:r>
-      <w:proofErr w:type="spellStart"/>
-      <w:r>
-        <w:t>tee</w:t>
-      </w:r>
-      <w:proofErr w:type="spellEnd"/>
-      <w:r>
-        <w:t xml:space="preserve"> /</w:t>
-      </w:r>
-      <w:proofErr w:type="spellStart"/>
-      <w:r>
-        <w:t>etc</w:t>
-      </w:r>
-      <w:proofErr w:type="spellEnd"/>
-      <w:r>
-        <w:t>/</w:t>
-      </w:r>
-      <w:proofErr w:type="spellStart"/>
-      <w:r>
-        <w:t>iptables</w:t>
-      </w:r>
-      <w:proofErr w:type="spellEnd"/>
-      <w:r>
-        <w:t>/rules.v4</w:t>
+        <w:t>sudo iptables-save | sudo tee /etc/iptables/rules.v4</w:t>
       </w:r>
     </w:p>
     <w:p>
@@ -1980,52 +731,12 @@
     </w:p>
     <w:p>
       <w:r>
-        <w:t xml:space="preserve">    Modificas el archivo directamente: sudo nano /</w:t>
-      </w:r>
-      <w:proofErr w:type="spellStart"/>
-      <w:r>
-        <w:t>etc</w:t>
-      </w:r>
-      <w:proofErr w:type="spellEnd"/>
-      <w:r>
-        <w:t>/</w:t>
-      </w:r>
-      <w:proofErr w:type="spellStart"/>
-      <w:r>
-        <w:t>iptables</w:t>
-      </w:r>
-      <w:proofErr w:type="spellEnd"/>
-      <w:r>
-        <w:t>/rules.v4</w:t>
-      </w:r>
-    </w:p>
-    <w:p>
-      <w:r>
-        <w:t xml:space="preserve">    Cargas los cambios: sudo </w:t>
-      </w:r>
-      <w:proofErr w:type="spellStart"/>
-      <w:r>
-        <w:t>iptables-restore</w:t>
-      </w:r>
-      <w:proofErr w:type="spellEnd"/>
-      <w:r>
-        <w:t xml:space="preserve"> &lt; /</w:t>
-      </w:r>
-      <w:proofErr w:type="spellStart"/>
-      <w:r>
-        <w:t>etc</w:t>
-      </w:r>
-      <w:proofErr w:type="spellEnd"/>
-      <w:r>
-        <w:t>/</w:t>
-      </w:r>
-      <w:proofErr w:type="spellStart"/>
-      <w:r>
-        <w:t>iptables</w:t>
-      </w:r>
-      <w:proofErr w:type="spellEnd"/>
-      <w:r>
-        <w:t>/rules.v4</w:t>
+        <w:t xml:space="preserve">    Modificas el archivo directamente: sudo nano /etc/iptables/rules.v4</w:t>
+      </w:r>
+    </w:p>
+    <w:p>
+      <w:r>
+        <w:t xml:space="preserve">    Cargas los cambios: sudo iptables-restore &lt; /etc/iptables/rules.v4</w:t>
       </w:r>
     </w:p>
     <w:p>
@@ -2046,36 +757,12 @@
     </w:p>
     <w:p>
       <w:r>
-        <w:t xml:space="preserve">    Captura: El </w:t>
-      </w:r>
-      <w:proofErr w:type="spellStart"/>
-      <w:r>
-        <w:t>router</w:t>
-      </w:r>
-      <w:proofErr w:type="spellEnd"/>
-      <w:r>
-        <w:t xml:space="preserve"> recibe un paquete WoL (UDP 9) por la interfaz de gestión (eth207).</w:t>
-      </w:r>
-    </w:p>
-    <w:p>
-      <w:r>
-        <w:t xml:space="preserve">    Reparación: Se corrige el </w:t>
-      </w:r>
-      <w:proofErr w:type="spellStart"/>
-      <w:r>
-        <w:t>checksum</w:t>
-      </w:r>
-      <w:proofErr w:type="spellEnd"/>
-      <w:r>
-        <w:t xml:space="preserve"> UDP para evitar que el </w:t>
-      </w:r>
-      <w:proofErr w:type="spellStart"/>
-      <w:r>
-        <w:t>kernel</w:t>
-      </w:r>
-      <w:proofErr w:type="spellEnd"/>
-      <w:r>
-        <w:t xml:space="preserve"> descarte el paquete por considerarlo corrupto.</w:t>
+        <w:t xml:space="preserve">    Captura: El router recibe un paquete WoL (UDP 9) por la interfaz de gestión (eth207).</w:t>
+      </w:r>
+    </w:p>
+    <w:p>
+      <w:r>
+        <w:t xml:space="preserve">    Reparación: Se corrige el checksum UDP para evitar que el kernel descarte el paquete por considerarlo corrupto.</w:t>
       </w:r>
     </w:p>
     <w:p>
@@ -2085,44 +772,12 @@
     </w:p>
     <w:p>
       <w:r>
-        <w:t xml:space="preserve">    Enrutamiento: Cada paquete es forzado hacia la IP de broadcast de una de las aulas. Gracias a las entradas de </w:t>
-      </w:r>
-      <w:proofErr w:type="spellStart"/>
-      <w:r>
-        <w:t>ip</w:t>
-      </w:r>
-      <w:proofErr w:type="spellEnd"/>
-      <w:r>
-        <w:t xml:space="preserve"> </w:t>
-      </w:r>
-      <w:proofErr w:type="spellStart"/>
-      <w:r>
-        <w:t>neighbor</w:t>
-      </w:r>
-      <w:proofErr w:type="spellEnd"/>
-      <w:r>
-        <w:t xml:space="preserve">, el </w:t>
-      </w:r>
-      <w:proofErr w:type="spellStart"/>
-      <w:r>
-        <w:t>router</w:t>
-      </w:r>
-      <w:proofErr w:type="spellEnd"/>
-      <w:r>
-        <w:t xml:space="preserve"> sabe que debe soltar esos paquetes por las interfaces eth217, eth227 y eth237 con la MAC de difusión.</w:t>
-      </w:r>
-    </w:p>
-    <w:p>
-      <w:r>
-        <w:t xml:space="preserve">    Resultado: Los tres switches de las aulas reciben el paquete y todos los </w:t>
-      </w:r>
-      <w:proofErr w:type="spellStart"/>
-      <w:r>
-        <w:t>PCs</w:t>
-      </w:r>
-      <w:proofErr w:type="spellEnd"/>
-      <w:r>
-        <w:t xml:space="preserve"> se dan por aludidos.</w:t>
+        <w:t xml:space="preserve">    Enrutamiento: Cada paquete es forzado hacia la IP de broadcast de una de las aulas. Gracias a las entradas de ip neighbor, el router sabe que debe soltar esos paquetes por las interfaces eth217, eth227 y eth237 con la MAC de difusión.</w:t>
+      </w:r>
+    </w:p>
+    <w:p>
+      <w:r>
+        <w:t xml:space="preserve">    Resultado: Los tres switches de las aulas reciben el paquete y todos los PCs se dan por aludidos.</w:t>
       </w:r>
     </w:p>
     <w:p>
@@ -2138,73 +793,17 @@
     </w:p>
     <w:p>
       <w:r>
-        <w:t xml:space="preserve">    Ver tabla Filter (por defecto): </w:t>
-      </w:r>
-      <w:proofErr w:type="spellStart"/>
-      <w:r>
-        <w:t>iptables</w:t>
-      </w:r>
-      <w:proofErr w:type="spellEnd"/>
-      <w:r>
-        <w:t xml:space="preserve"> -</w:t>
-      </w:r>
-      <w:proofErr w:type="spellStart"/>
-      <w:r>
-        <w:t>vnL</w:t>
-      </w:r>
-      <w:proofErr w:type="spellEnd"/>
-      <w:r>
-        <w:t xml:space="preserve"> (Aquí verás el ACCEPT).</w:t>
-      </w:r>
-    </w:p>
-    <w:p>
-      <w:r>
-        <w:t xml:space="preserve">    Ver tabla Mangle: </w:t>
-      </w:r>
-      <w:proofErr w:type="spellStart"/>
-      <w:r>
-        <w:t>iptables</w:t>
-      </w:r>
-      <w:proofErr w:type="spellEnd"/>
-      <w:r>
-        <w:t xml:space="preserve"> -t mangle -</w:t>
-      </w:r>
-      <w:proofErr w:type="spellStart"/>
-      <w:r>
-        <w:t>vnL</w:t>
-      </w:r>
-      <w:proofErr w:type="spellEnd"/>
-      <w:r>
-        <w:t xml:space="preserve"> (Aquí verás el TEE y el CHECKSUM).</w:t>
-      </w:r>
-    </w:p>
-    <w:p>
-      <w:r>
-        <w:t xml:space="preserve">    Ver tabla NAT: </w:t>
-      </w:r>
-      <w:proofErr w:type="spellStart"/>
-      <w:r>
-        <w:t>iptables</w:t>
-      </w:r>
-      <w:proofErr w:type="spellEnd"/>
-      <w:r>
-        <w:t xml:space="preserve"> -t </w:t>
-      </w:r>
-      <w:proofErr w:type="spellStart"/>
-      <w:r>
-        <w:t>nat</w:t>
-      </w:r>
-      <w:proofErr w:type="spellEnd"/>
-      <w:r>
-        <w:t xml:space="preserve"> -</w:t>
-      </w:r>
-      <w:proofErr w:type="spellStart"/>
-      <w:r>
-        <w:t>vnL</w:t>
-      </w:r>
-      <w:proofErr w:type="spellEnd"/>
-      <w:r>
-        <w:t xml:space="preserve"> (Aquí verías el DNAT si lo usáramos).</w:t>
+        <w:t xml:space="preserve">    Ver tabla Filter (por defecto): iptables -vnL (Aquí verás el ACCEPT).</w:t>
+      </w:r>
+    </w:p>
+    <w:p>
+      <w:r>
+        <w:t xml:space="preserve">    Ver tabla Mangle: iptables -t mangle -vnL (Aquí verás el TEE y el CHECKSUM).</w:t>
+      </w:r>
+    </w:p>
+    <w:p>
+      <w:r>
+        <w:t xml:space="preserve">    Ver tabla NAT: iptables -t nat -vnL (Aquí verías el DNAT si lo usáramos).</w:t>
       </w:r>
     </w:p>
     <w:p/>
@@ -2249,13 +848,8 @@
     </w:p>
     <w:p>
       <w:r>
-        <w:t xml:space="preserve">CHECKSUM </w:t>
-      </w:r>
-      <w:proofErr w:type="spellStart"/>
-      <w:r>
-        <w:t>fill</w:t>
-      </w:r>
-      <w:proofErr w:type="spellEnd"/>
+        <w:t>CHECKSUM fill</w:t>
+      </w:r>
       <w:r>
         <w:tab/>
         <w:t>Soluciona la incompatibilidad de las tarjetas de red virtuales que suelen corromper los paquetes UDP de broadcast.</w:t>
@@ -2274,88 +868,27 @@
     <w:p>
       <w:r>
         <w:lastRenderedPageBreak/>
-        <w:t xml:space="preserve">Análisis de tu prueba </w:t>
-      </w:r>
-      <w:proofErr w:type="spellStart"/>
-      <w:r>
-        <w:t>post-reinicio</w:t>
-      </w:r>
-      <w:proofErr w:type="spellEnd"/>
-    </w:p>
-    <w:p>
-      <w:r>
-        <w:t xml:space="preserve">Mirando tus </w:t>
-      </w:r>
-      <w:proofErr w:type="spellStart"/>
-      <w:r>
-        <w:t>tcpdump</w:t>
-      </w:r>
-      <w:proofErr w:type="spellEnd"/>
-      <w:r>
-        <w:t>, hay una diferencia muy clara entre las interfaces:</w:t>
-      </w:r>
-    </w:p>
-    <w:p>
-      <w:r>
-        <w:t xml:space="preserve">    eth207 (Entrada): Muestra [</w:t>
-      </w:r>
-      <w:proofErr w:type="spellStart"/>
-      <w:r>
-        <w:t>bad</w:t>
-      </w:r>
-      <w:proofErr w:type="spellEnd"/>
-      <w:r>
-        <w:t xml:space="preserve"> </w:t>
-      </w:r>
-      <w:proofErr w:type="spellStart"/>
-      <w:r>
-        <w:t>udp</w:t>
-      </w:r>
-      <w:proofErr w:type="spellEnd"/>
-      <w:r>
-        <w:t xml:space="preserve"> </w:t>
-      </w:r>
-      <w:proofErr w:type="spellStart"/>
-      <w:r>
-        <w:t>cksum</w:t>
-      </w:r>
-      <w:proofErr w:type="spellEnd"/>
-      <w:r>
-        <w:t>]. Esto confirma que el paquete llega "roto" desde la red virtual.</w:t>
-      </w:r>
-    </w:p>
-    <w:p>
-      <w:r>
-        <w:t xml:space="preserve">    eth217, 227, 237 (Salida): Muestra [</w:t>
-      </w:r>
-      <w:proofErr w:type="spellStart"/>
-      <w:r>
-        <w:t>udp</w:t>
-      </w:r>
-      <w:proofErr w:type="spellEnd"/>
-      <w:r>
-        <w:t xml:space="preserve"> sum ok]. Esto confirma que tu regla de CHECKSUM </w:t>
-      </w:r>
-      <w:proofErr w:type="spellStart"/>
-      <w:r>
-        <w:t>fill</w:t>
-      </w:r>
-      <w:proofErr w:type="spellEnd"/>
-      <w:r>
-        <w:t xml:space="preserve"> ha sobrevivido (probablemente porque la hiciste persistente) y está arreglando el paquete antes de enviarlo a las aulas.</w:t>
-      </w:r>
-    </w:p>
-    <w:p>
-      <w:r>
-        <w:t xml:space="preserve">    Ojo con un detalle: Si te fijas en la captura de eth207, el TTL es 64. En las salidas (eth217, etc.), el TTL es 63. Ese descuento de 1 unidad es la prueba matemática de que el </w:t>
-      </w:r>
-      <w:proofErr w:type="spellStart"/>
-      <w:r>
-        <w:t>router</w:t>
-      </w:r>
-      <w:proofErr w:type="spellEnd"/>
-      <w:r>
-        <w:t xml:space="preserve"> está haciendo su trabajo de enrutamiento correctamente.</w:t>
+        <w:t>Análisis de tu prueba post-reinicio</w:t>
+      </w:r>
+    </w:p>
+    <w:p>
+      <w:r>
+        <w:t>Mirando tus tcpdump, hay una diferencia muy clara entre las interfaces:</w:t>
+      </w:r>
+    </w:p>
+    <w:p>
+      <w:r>
+        <w:t xml:space="preserve">    eth207 (Entrada): Muestra [bad udp cksum]. Esto confirma que el paquete llega "roto" desde la red virtual.</w:t>
+      </w:r>
+    </w:p>
+    <w:p>
+      <w:r>
+        <w:t xml:space="preserve">    eth217, 227, 237 (Salida): Muestra [udp sum ok]. Esto confirma que tu regla de CHECKSUM fill ha sobrevivido (probablemente porque la hiciste persistente) y está arreglando el paquete antes de enviarlo a las aulas.</w:t>
+      </w:r>
+    </w:p>
+    <w:p>
+      <w:r>
+        <w:t xml:space="preserve">    Ojo con un detalle: Si te fijas en la captura de eth207, el TTL es 64. En las salidas (eth217, etc.), el TTL es 63. Ese descuento de 1 unidad es la prueba matemática de que el router está haciendo su trabajo de enrutamiento correctamente.</w:t>
       </w:r>
     </w:p>
     <w:p>
@@ -2370,57 +903,17 @@
     </w:p>
     <w:p>
       <w:r>
-        <w:t xml:space="preserve">    Las reglas de </w:t>
-      </w:r>
-      <w:proofErr w:type="spellStart"/>
-      <w:r>
-        <w:t>iptables</w:t>
-      </w:r>
-      <w:proofErr w:type="spellEnd"/>
-      <w:r>
-        <w:t xml:space="preserve"> -t mangle -</w:t>
-      </w:r>
-      <w:proofErr w:type="spellStart"/>
-      <w:r>
-        <w:t>vnL</w:t>
-      </w:r>
-      <w:proofErr w:type="spellEnd"/>
-      <w:r>
-        <w:t xml:space="preserve"> siguen ahí.</w:t>
-      </w:r>
-    </w:p>
-    <w:p>
-      <w:r>
-        <w:t xml:space="preserve">    El </w:t>
-      </w:r>
-      <w:proofErr w:type="spellStart"/>
-      <w:r>
-        <w:t>tcpdump</w:t>
-      </w:r>
-      <w:proofErr w:type="spellEnd"/>
-      <w:r>
-        <w:t xml:space="preserve"> muestra que los paquetes salen con el </w:t>
-      </w:r>
-      <w:proofErr w:type="spellStart"/>
-      <w:r>
-        <w:t>checksum</w:t>
-      </w:r>
-      <w:proofErr w:type="spellEnd"/>
-      <w:r>
-        <w:t xml:space="preserve"> corregido.</w:t>
-      </w:r>
-    </w:p>
-    <w:p>
-      <w:r>
-        <w:t xml:space="preserve">    Los </w:t>
-      </w:r>
-      <w:proofErr w:type="spellStart"/>
-      <w:r>
-        <w:t>PCs</w:t>
-      </w:r>
-      <w:proofErr w:type="spellEnd"/>
-      <w:r>
-        <w:t xml:space="preserve"> se encienden (esto es lo más importante).</w:t>
+        <w:t xml:space="preserve">    Las reglas de iptables -t mangle -vnL siguen ahí.</w:t>
+      </w:r>
+    </w:p>
+    <w:p>
+      <w:r>
+        <w:t xml:space="preserve">    El tcpdump muestra que los paquetes salen con el checksum corregido.</w:t>
+      </w:r>
+    </w:p>
+    <w:p>
+      <w:r>
+        <w:t xml:space="preserve">    Los PCs se encienden (esto es lo más importante).</w:t>
       </w:r>
     </w:p>
     <w:sectPr>
